--- a/data/Dialogues Bilateral_4th EU-Colombia Forum.docx
+++ b/data/Dialogues Bilateral_4th EU-Colombia Forum.docx
@@ -2,13 +2,13 @@
 <file path=word/document.xml><?xml version="1.0" encoding="utf-8"?>
 <w:document xmlns:w="http://schemas.openxmlformats.org/wordprocessingml/2006/main" xmlns:m="http://schemas.openxmlformats.org/officeDocument/2006/math" xmlns:r="http://schemas.openxmlformats.org/officeDocument/2006/relationships" xmlns:o="urn:schemas-microsoft-com:office:office" xmlns:v="urn:schemas-microsoft-com:vml" xmlns:w10="urn:schemas-microsoft-com:office:word" xmlns:a="http://schemas.openxmlformats.org/drawingml/2006/main" xmlns:pic="http://schemas.openxmlformats.org/drawingml/2006/picture" xmlns:wp="http://schemas.openxmlformats.org/drawingml/2006/wordprocessingDrawing">
   <w:body>
-    <w:bookmarkStart w:id="26" w:name="document-title-not-available"/>
+    <w:bookmarkStart w:id="26" w:name="th-eu-colombia-forum-transcript-and-data"/>
     <w:p>
       <w:pPr>
         <w:pStyle w:val="Heading1"/>
       </w:pPr>
       <w:r>
-        <w:t xml:space="preserve">Document Title Not Available</w:t>
+        <w:t xml:space="preserve">4th EU-Colombia Forum Transcript and Data</w:t>
       </w:r>
     </w:p>
     <w:p>
@@ -86,14 +86,69 @@
         <w:t xml:space="preserve">Actors</w:t>
       </w:r>
     </w:p>
-    <w:p>
-      <w:pPr>
-        <w:pStyle w:val="FirstParagraph"/>
-      </w:pPr>
-      <w:r>
-        <w:t xml:space="preserve">No actors identified.</w:t>
-      </w:r>
-    </w:p>
+    <w:tbl>
+      <w:tblPr>
+        <w:tblStyle w:val="Table"/>
+        <w:tblW w:type="pct" w:w="5000"/>
+        <w:tblLayout w:type="fixed"/>
+        <w:tblLook w:firstRow="1" w:lastRow="0" w:firstColumn="0" w:lastColumn="0" w:noHBand="0" w:noVBand="0" w:val="0020"/>
+      </w:tblPr>
+      <w:tblGrid>
+        <w:gridCol w:w="3960"/>
+        <w:gridCol w:w="3960"/>
+      </w:tblGrid>
+      <w:tr>
+        <w:trPr>
+          <w:tblHeader w:val="on"/>
+        </w:trPr>
+        <w:tc>
+          <w:tcPr/>
+          <w:p>
+            <w:pPr>
+              <w:pStyle w:val="Compact"/>
+            </w:pPr>
+            <w:r>
+              <w:t xml:space="preserve">Category</w:t>
+            </w:r>
+          </w:p>
+        </w:tc>
+        <w:tc>
+          <w:tcPr/>
+          <w:p>
+            <w:pPr>
+              <w:pStyle w:val="Compact"/>
+            </w:pPr>
+            <w:r>
+              <w:t xml:space="preserve">Actor</w:t>
+            </w:r>
+          </w:p>
+        </w:tc>
+      </w:tr>
+      <w:tr>
+        <w:tc>
+          <w:tcPr/>
+          <w:p>
+            <w:pPr>
+              <w:pStyle w:val="Compact"/>
+            </w:pPr>
+            <w:r>
+              <w:t xml:space="preserve">Political Actors</w:t>
+            </w:r>
+          </w:p>
+        </w:tc>
+        <w:tc>
+          <w:tcPr/>
+          <w:p>
+            <w:pPr>
+              <w:pStyle w:val="Compact"/>
+            </w:pPr>
+            <w:r>
+              <w:t xml:space="preserve">European Union; EU Member States; European Council; European Parliament; European Commission; EU Delegations; Community of Latin American and Caribbean States; Ibero-American General Secretariat; Organisation of Ibero-American States; United Nations</w:t>
+            </w:r>
+          </w:p>
+        </w:tc>
+      </w:tr>
+    </w:tbl>
     <w:bookmarkEnd w:id="22"/>
     <w:bookmarkStart w:id="23" w:name="main-themes"/>
     <w:p>
